--- a/newLanding/src/media/documents/RUS_dog_SYMP_COND.docx
+++ b/newLanding/src/media/documents/RUS_dog_SYMP_COND.docx
@@ -2362,7 +2362,7 @@
           <w:sz w:val="24"/>
           <w:szCs w:val="24"/>
         </w:rPr>
-        <w:t>белорусских</w:t>
+        <w:t>российских</w:t>
       </w:r>
       <w:r>
         <w:rPr>
@@ -4692,16 +4692,7 @@
           <w:sz w:val="22"/>
           <w:szCs w:val="22"/>
         </w:rPr>
-        <w:t>90 000.00</w:t>
-      </w:r>
-      <w:r>
-        <w:rPr>
-          <w:b/>
-          <w:bCs/>
-          <w:sz w:val="22"/>
-          <w:szCs w:val="22"/>
-        </w:rPr>
-        <w:t xml:space="preserve"> (девяносто тысяч)</w:t>
+        <w:t>90 000.00 (девяносто тысяч)</w:t>
       </w:r>
       <w:r>
         <w:rPr>
@@ -4917,7 +4908,23 @@
           <w:sz w:val="23"/>
           <w:szCs w:val="23"/>
         </w:rPr>
-        <w:t>лата за участие в симпозиуме производится в белорусских рублях на расчетный счет Организатора, согласно выставленному счету в размере 100% предоплаты.</w:t>
+        <w:t xml:space="preserve">лата за участие в симпозиуме производится в </w:t>
+      </w:r>
+      <w:r>
+        <w:rPr>
+          <w:rFonts w:cs="Times New Roman"/>
+          <w:sz w:val="23"/>
+          <w:szCs w:val="23"/>
+        </w:rPr>
+        <w:t>российских</w:t>
+      </w:r>
+      <w:r>
+        <w:rPr>
+          <w:rFonts w:cs="Times New Roman"/>
+          <w:sz w:val="23"/>
+          <w:szCs w:val="23"/>
+        </w:rPr>
+        <w:t xml:space="preserve"> рублях на расчетный счет Организатора, согласно выставленному счету в размере 100% предоплаты.</w:t>
       </w:r>
     </w:p>
     <w:p>
@@ -5165,6 +5172,31 @@
           <w:szCs w:val="23"/>
         </w:rPr>
       </w:pPr>
+    </w:p>
+    <w:p>
+      <w:pPr>
+        <w:pStyle w:val="ad"/>
+        <w:numPr>
+          <w:ilvl w:val="0"/>
+          <w:numId w:val="5"/>
+        </w:numPr>
+        <w:jc w:val="center"/>
+        <w:rPr>
+          <w:b/>
+          <w:bCs/>
+          <w:sz w:val="24"/>
+          <w:szCs w:val="24"/>
+        </w:rPr>
+      </w:pPr>
+      <w:r>
+        <w:rPr>
+          <w:b/>
+          <w:bCs/>
+          <w:sz w:val="24"/>
+          <w:szCs w:val="24"/>
+        </w:rPr>
+        <w:t>АДРЕСА, РЕКВИЗИТЫ И ПОДПИСИ СТОРОН</w:t>
+      </w:r>
     </w:p>
     <w:tbl>
       <w:tblPr>
@@ -5240,21 +5272,33 @@
           <w:p>
             <w:pPr>
               <w:ind w:firstLine="0"/>
+              <w:jc w:val="left"/>
               <w:rPr>
                 <w:rFonts w:cs="Times New Roman"/>
                 <w:bCs/>
-                <w:sz w:val="20"/>
-                <w:szCs w:val="20"/>
+                <w:sz w:val="22"/>
+                <w:szCs w:val="22"/>
               </w:rPr>
             </w:pPr>
             <w:r>
               <w:rPr>
+                <w:rFonts w:cs="Arial"/>
+                <w:b/>
+                <w:bCs/>
+                <w:sz w:val="22"/>
+                <w:szCs w:val="22"/>
+                <w:lang w:eastAsia="cs-CZ"/>
+              </w:rPr>
+              <w:t>Частное издательское унитарное предприятие «Овсянникова и К»</w:t>
+            </w:r>
+            <w:r>
+              <w:rPr>
                 <w:rFonts w:cs="Times New Roman"/>
                 <w:bCs/>
-                <w:sz w:val="20"/>
-                <w:szCs w:val="20"/>
-              </w:rPr>
-              <w:t xml:space="preserve">Частное предприятие «Овсянникова и К» </w:t>
+                <w:sz w:val="22"/>
+                <w:szCs w:val="22"/>
+              </w:rPr>
+              <w:t xml:space="preserve"> </w:t>
             </w:r>
           </w:p>
           <w:p>
@@ -5964,16 +6008,6 @@
     </w:tbl>
     <w:p>
       <w:pPr>
-        <w:ind w:firstLine="0"/>
-        <w:jc w:val="left"/>
-        <w:rPr>
-          <w:sz w:val="24"/>
-          <w:szCs w:val="24"/>
-        </w:rPr>
-      </w:pPr>
-    </w:p>
-    <w:p>
-      <w:pPr>
         <w:tabs>
           <w:tab w:val="left" w:pos="1545"/>
         </w:tabs>
@@ -6052,6 +6086,224 @@
 <file path=word/numbering.xml><?xml version="1.0" encoding="utf-8"?>
 <w:numbering xmlns:wpc="http://schemas.microsoft.com/office/word/2010/wordprocessingCanvas" xmlns:cx="http://schemas.microsoft.com/office/drawing/2014/chartex" xmlns:cx1="http://schemas.microsoft.com/office/drawing/2015/9/8/chartex" xmlns:cx2="http://schemas.microsoft.com/office/drawing/2015/10/21/chartex" xmlns:cx3="http://schemas.microsoft.com/office/drawing/2016/5/9/chartex" xmlns:cx4="http://schemas.microsoft.com/office/drawing/2016/5/10/chartex" xmlns:cx5="http://schemas.microsoft.com/office/drawing/2016/5/11/chartex" xmlns:cx6="http://schemas.microsoft.com/office/drawing/2016/5/12/chartex" xmlns:cx7="http://schemas.microsoft.com/office/drawing/2016/5/13/chartex" xmlns:cx8="http://schemas.microsoft.com/office/drawing/2016/5/14/chartex" xmlns:mc="http://schemas.openxmlformats.org/markup-compatibility/2006" xmlns:aink="http://schemas.microsoft.com/office/drawing/2016/ink" xmlns:am3d="http://schemas.microsoft.com/office/drawing/2017/model3d" xmlns:o="urn:schemas-microsoft-com:office:office" xmlns:r="http://schemas.openxmlformats.org/officeDocument/2006/relationships" xmlns:m="http://schemas.openxmlformats.org/officeDocument/2006/math" xmlns:v="urn:schemas-microsoft-com:vml" xmlns:wp14="http://schemas.microsoft.com/office/word/2010/wordprocessingDrawing" xmlns:wp="http://schemas.openxmlformats.org/drawingml/2006/wordprocessingDrawing" xmlns:w10="urn:schemas-microsoft-com:office:word" xmlns:w="http://schemas.openxmlformats.org/wordprocessingml/2006/main" xmlns:w14="http://schemas.microsoft.com/office/word/2010/wordml" xmlns:w15="http://schemas.microsoft.com/office/word/2012/wordml" xmlns:w16cex="http://schemas.microsoft.com/office/word/2018/wordml/cex" xmlns:w16cid="http://schemas.microsoft.com/office/word/2016/wordml/cid" xmlns:w16="http://schemas.microsoft.com/office/word/2018/wordml" xmlns:w16sdtdh="http://schemas.microsoft.com/office/word/2020/wordml/sdtdatahash" xmlns:w16se="http://schemas.microsoft.com/office/word/2015/wordml/symex" xmlns:wpg="http://schemas.microsoft.com/office/word/2010/wordprocessingGroup" xmlns:wpi="http://schemas.microsoft.com/office/word/2010/wordprocessingInk" xmlns:wne="http://schemas.microsoft.com/office/word/2006/wordml" xmlns:wps="http://schemas.microsoft.com/office/word/2010/wordprocessingShape" mc:Ignorable="w14 w15 w16se w16cid w16 w16cex w16sdtdh wp14">
   <w:abstractNum w:abstractNumId="0" w15:restartNumberingAfterBreak="0">
+    <w:nsid w:val="0687268F"/>
+    <w:multiLevelType w:val="multilevel"/>
+    <w:tmpl w:val="C4BC16BA"/>
+    <w:lvl w:ilvl="0">
+      <w:start w:val="1"/>
+      <w:numFmt w:val="decimal"/>
+      <w:lvlText w:val="%1."/>
+      <w:lvlJc w:val="left"/>
+      <w:pPr>
+        <w:ind w:left="786" w:hanging="360"/>
+      </w:pPr>
+      <w:rPr>
+        <w:rFonts w:hint="default"/>
+      </w:rPr>
+    </w:lvl>
+    <w:lvl w:ilvl="1">
+      <w:start w:val="1"/>
+      <w:numFmt w:val="decimal"/>
+      <w:isLgl/>
+      <w:lvlText w:val="%1.%2."/>
+      <w:lvlJc w:val="left"/>
+      <w:pPr>
+        <w:ind w:left="834" w:hanging="408"/>
+      </w:pPr>
+      <w:rPr>
+        <w:rFonts w:hint="default"/>
+        <w:b/>
+      </w:rPr>
+    </w:lvl>
+    <w:lvl w:ilvl="2">
+      <w:start w:val="1"/>
+      <w:numFmt w:val="decimal"/>
+      <w:isLgl/>
+      <w:lvlText w:val="%1.%2.%3."/>
+      <w:lvlJc w:val="left"/>
+      <w:pPr>
+        <w:ind w:left="1146" w:hanging="720"/>
+      </w:pPr>
+      <w:rPr>
+        <w:rFonts w:hint="default"/>
+        <w:b/>
+      </w:rPr>
+    </w:lvl>
+    <w:lvl w:ilvl="3">
+      <w:start w:val="1"/>
+      <w:numFmt w:val="decimal"/>
+      <w:isLgl/>
+      <w:lvlText w:val="%1.%2.%3.%4."/>
+      <w:lvlJc w:val="left"/>
+      <w:pPr>
+        <w:ind w:left="1146" w:hanging="720"/>
+      </w:pPr>
+      <w:rPr>
+        <w:rFonts w:hint="default"/>
+        <w:b/>
+      </w:rPr>
+    </w:lvl>
+    <w:lvl w:ilvl="4">
+      <w:start w:val="1"/>
+      <w:numFmt w:val="decimal"/>
+      <w:isLgl/>
+      <w:lvlText w:val="%1.%2.%3.%4.%5."/>
+      <w:lvlJc w:val="left"/>
+      <w:pPr>
+        <w:ind w:left="1506" w:hanging="1080"/>
+      </w:pPr>
+      <w:rPr>
+        <w:rFonts w:hint="default"/>
+        <w:b/>
+      </w:rPr>
+    </w:lvl>
+    <w:lvl w:ilvl="5">
+      <w:start w:val="1"/>
+      <w:numFmt w:val="decimal"/>
+      <w:isLgl/>
+      <w:lvlText w:val="%1.%2.%3.%4.%5.%6."/>
+      <w:lvlJc w:val="left"/>
+      <w:pPr>
+        <w:ind w:left="1506" w:hanging="1080"/>
+      </w:pPr>
+      <w:rPr>
+        <w:rFonts w:hint="default"/>
+        <w:b/>
+      </w:rPr>
+    </w:lvl>
+    <w:lvl w:ilvl="6">
+      <w:start w:val="1"/>
+      <w:numFmt w:val="decimal"/>
+      <w:isLgl/>
+      <w:lvlText w:val="%1.%2.%3.%4.%5.%6.%7."/>
+      <w:lvlJc w:val="left"/>
+      <w:pPr>
+        <w:ind w:left="1866" w:hanging="1440"/>
+      </w:pPr>
+      <w:rPr>
+        <w:rFonts w:hint="default"/>
+        <w:b/>
+      </w:rPr>
+    </w:lvl>
+    <w:lvl w:ilvl="7">
+      <w:start w:val="1"/>
+      <w:numFmt w:val="decimal"/>
+      <w:isLgl/>
+      <w:lvlText w:val="%1.%2.%3.%4.%5.%6.%7.%8."/>
+      <w:lvlJc w:val="left"/>
+      <w:pPr>
+        <w:ind w:left="1866" w:hanging="1440"/>
+      </w:pPr>
+      <w:rPr>
+        <w:rFonts w:hint="default"/>
+        <w:b/>
+      </w:rPr>
+    </w:lvl>
+    <w:lvl w:ilvl="8">
+      <w:start w:val="1"/>
+      <w:numFmt w:val="decimal"/>
+      <w:isLgl/>
+      <w:lvlText w:val="%1.%2.%3.%4.%5.%6.%7.%8.%9."/>
+      <w:lvlJc w:val="left"/>
+      <w:pPr>
+        <w:ind w:left="2226" w:hanging="1800"/>
+      </w:pPr>
+      <w:rPr>
+        <w:rFonts w:hint="default"/>
+        <w:b/>
+      </w:rPr>
+    </w:lvl>
+  </w:abstractNum>
+  <w:abstractNum w:abstractNumId="1" w15:restartNumberingAfterBreak="0">
+    <w:nsid w:val="0ED36722"/>
+    <w:multiLevelType w:val="hybridMultilevel"/>
+    <w:tmpl w:val="164473CC"/>
+    <w:lvl w:ilvl="0" w:tplc="E360597A">
+      <w:start w:val="6"/>
+      <w:numFmt w:val="decimal"/>
+      <w:lvlText w:val="%1."/>
+      <w:lvlJc w:val="left"/>
+      <w:pPr>
+        <w:ind w:left="786" w:hanging="360"/>
+      </w:pPr>
+      <w:rPr>
+        <w:rFonts w:hint="default"/>
+      </w:rPr>
+    </w:lvl>
+    <w:lvl w:ilvl="1" w:tplc="04190019" w:tentative="1">
+      <w:start w:val="1"/>
+      <w:numFmt w:val="lowerLetter"/>
+      <w:lvlText w:val="%2."/>
+      <w:lvlJc w:val="left"/>
+      <w:pPr>
+        <w:ind w:left="1506" w:hanging="360"/>
+      </w:pPr>
+    </w:lvl>
+    <w:lvl w:ilvl="2" w:tplc="0419001B" w:tentative="1">
+      <w:start w:val="1"/>
+      <w:numFmt w:val="lowerRoman"/>
+      <w:lvlText w:val="%3."/>
+      <w:lvlJc w:val="right"/>
+      <w:pPr>
+        <w:ind w:left="2226" w:hanging="180"/>
+      </w:pPr>
+    </w:lvl>
+    <w:lvl w:ilvl="3" w:tplc="0419000F" w:tentative="1">
+      <w:start w:val="1"/>
+      <w:numFmt w:val="decimal"/>
+      <w:lvlText w:val="%4."/>
+      <w:lvlJc w:val="left"/>
+      <w:pPr>
+        <w:ind w:left="2946" w:hanging="360"/>
+      </w:pPr>
+    </w:lvl>
+    <w:lvl w:ilvl="4" w:tplc="04190019" w:tentative="1">
+      <w:start w:val="1"/>
+      <w:numFmt w:val="lowerLetter"/>
+      <w:lvlText w:val="%5."/>
+      <w:lvlJc w:val="left"/>
+      <w:pPr>
+        <w:ind w:left="3666" w:hanging="360"/>
+      </w:pPr>
+    </w:lvl>
+    <w:lvl w:ilvl="5" w:tplc="0419001B" w:tentative="1">
+      <w:start w:val="1"/>
+      <w:numFmt w:val="lowerRoman"/>
+      <w:lvlText w:val="%6."/>
+      <w:lvlJc w:val="right"/>
+      <w:pPr>
+        <w:ind w:left="4386" w:hanging="180"/>
+      </w:pPr>
+    </w:lvl>
+    <w:lvl w:ilvl="6" w:tplc="0419000F" w:tentative="1">
+      <w:start w:val="1"/>
+      <w:numFmt w:val="decimal"/>
+      <w:lvlText w:val="%7."/>
+      <w:lvlJc w:val="left"/>
+      <w:pPr>
+        <w:ind w:left="5106" w:hanging="360"/>
+      </w:pPr>
+    </w:lvl>
+    <w:lvl w:ilvl="7" w:tplc="04190019" w:tentative="1">
+      <w:start w:val="1"/>
+      <w:numFmt w:val="lowerLetter"/>
+      <w:lvlText w:val="%8."/>
+      <w:lvlJc w:val="left"/>
+      <w:pPr>
+        <w:ind w:left="5826" w:hanging="360"/>
+      </w:pPr>
+    </w:lvl>
+    <w:lvl w:ilvl="8" w:tplc="0419001B" w:tentative="1">
+      <w:start w:val="1"/>
+      <w:numFmt w:val="lowerRoman"/>
+      <w:lvlText w:val="%9."/>
+      <w:lvlJc w:val="right"/>
+      <w:pPr>
+        <w:ind w:left="6546" w:hanging="180"/>
+      </w:pPr>
+    </w:lvl>
+  </w:abstractNum>
+  <w:abstractNum w:abstractNumId="2" w15:restartNumberingAfterBreak="0">
     <w:nsid w:val="25C664F5"/>
     <w:multiLevelType w:val="multilevel"/>
     <w:tmpl w:val="25C664F5"/>
@@ -6164,7 +6416,7 @@
       </w:rPr>
     </w:lvl>
   </w:abstractNum>
-  <w:abstractNum w:abstractNumId="1" w15:restartNumberingAfterBreak="0">
+  <w:abstractNum w:abstractNumId="3" w15:restartNumberingAfterBreak="0">
     <w:nsid w:val="322E5422"/>
     <w:multiLevelType w:val="multilevel"/>
     <w:tmpl w:val="322E5422"/>
@@ -6278,7 +6530,7 @@
       </w:rPr>
     </w:lvl>
   </w:abstractNum>
-  <w:abstractNum w:abstractNumId="2" w15:restartNumberingAfterBreak="0">
+  <w:abstractNum w:abstractNumId="4" w15:restartNumberingAfterBreak="0">
     <w:nsid w:val="68A55FE0"/>
     <w:multiLevelType w:val="multilevel"/>
     <w:tmpl w:val="68A55FE0"/>
@@ -6392,13 +6644,19 @@
     </w:lvl>
   </w:abstractNum>
   <w:num w:numId="1">
+    <w:abstractNumId w:val="4"/>
+  </w:num>
+  <w:num w:numId="2">
+    <w:abstractNumId w:val="3"/>
+  </w:num>
+  <w:num w:numId="3">
     <w:abstractNumId w:val="2"/>
   </w:num>
-  <w:num w:numId="2">
+  <w:num w:numId="4">
+    <w:abstractNumId w:val="0"/>
+  </w:num>
+  <w:num w:numId="5">
     <w:abstractNumId w:val="1"/>
-  </w:num>
-  <w:num w:numId="3">
-    <w:abstractNumId w:val="0"/>
   </w:num>
 </w:numbering>
 </file>
@@ -6582,7 +6840,7 @@
     <w:lsdException w:name="Medium Shading 2 Accent 1" w:uiPriority="99"/>
     <w:lsdException w:name="Medium List 1 Accent 1" w:uiPriority="99"/>
     <w:lsdException w:name="Revision" w:semiHidden="1" w:uiPriority="99"/>
-    <w:lsdException w:name="List Paragraph" w:qFormat="1"/>
+    <w:lsdException w:name="List Paragraph" w:uiPriority="34" w:qFormat="1"/>
     <w:lsdException w:name="Quote" w:uiPriority="99"/>
     <w:lsdException w:name="Intense Quote" w:uiPriority="99"/>
     <w:lsdException w:name="Medium List 2 Accent 1" w:uiPriority="99"/>
@@ -7375,6 +7633,7 @@
   <w:style w:type="paragraph" w:styleId="ad">
     <w:name w:val="List Paragraph"/>
     <w:basedOn w:val="a"/>
+    <w:uiPriority w:val="34"/>
     <w:qFormat/>
     <w:pPr>
       <w:tabs>
